--- a/P1/TI.1.1. PAO202651_SOAP_JAVA_SINBDD_36883_GR07/05. DOCUMENTACION/03. MANUAL DE USUARIO/ManualDeUsuario_GR07.docx
+++ b/P1/TI.1.1. PAO202651_SOAP_JAVA_SINBDD_36883_GR07/05. DOCUMENTACION/03. MANUAL DE USUARIO/ManualDeUsuario_GR07.docx
@@ -343,7 +343,7 @@
                                 <w:szCs w:val="28"/>
                                 <w:lang w:eastAsia="es-EC"/>
                               </w:rPr>
-                              <w:t>14/10/2026</w:t>
+                              <w:t>27/10/2026</w:t>
                             </w:r>
                             <w:r>
                               <w:rPr>
@@ -656,7 +656,7 @@
                           <w:szCs w:val="28"/>
                           <w:lang w:eastAsia="es-EC"/>
                         </w:rPr>
-                        <w:t>14/10/2026</w:t>
+                        <w:t>27/10/2026</w:t>
                       </w:r>
                       <w:r>
                         <w:rPr>
@@ -4335,7 +4335,7 @@
       <w:pPr>
         <w:pStyle w:val="Ttulo1"/>
       </w:pPr>
-      <w:bookmarkStart w:id="0" w:name="_Toc242892515"/>
+      <w:bookmarkStart w:id="0" w:name="_Toc243988463"/>
       <w:r>
         <w:lastRenderedPageBreak/>
         <w:t xml:space="preserve">MANUAL DE USUARIO </w:t>
@@ -4388,7 +4388,7 @@
           <w:r>
             <w:fldChar w:fldCharType="separate"/>
           </w:r>
-          <w:hyperlink w:anchor="_Toc242892515" w:history="1">
+          <w:hyperlink w:anchor="_Toc243988463" w:history="1">
             <w:r>
               <w:rPr>
                 <w:rStyle w:val="Hipervnculo"/>
@@ -4415,7 +4415,7 @@
                 <w:noProof/>
                 <w:webHidden/>
               </w:rPr>
-              <w:instrText xml:space="preserve"> PAGEREF _Toc242892515 \h </w:instrText>
+              <w:instrText xml:space="preserve"> PAGEREF _Toc243988463 \h </w:instrText>
             </w:r>
             <w:r>
               <w:rPr>
@@ -4460,7 +4460,7 @@
               <w:lang w:val="es-MX" w:eastAsia="es-MX"/>
             </w:rPr>
           </w:pPr>
-          <w:hyperlink w:anchor="_Toc242892516" w:history="1">
+          <w:hyperlink w:anchor="_Toc243988464" w:history="1">
             <w:r>
               <w:rPr>
                 <w:rStyle w:val="Hipervnculo"/>
@@ -4503,7 +4503,7 @@
                 <w:noProof/>
                 <w:webHidden/>
               </w:rPr>
-              <w:instrText xml:space="preserve"> PAGEREF _Toc242892516 \h </w:instrText>
+              <w:instrText xml:space="preserve"> PAGEREF _Toc243988464 \h </w:instrText>
             </w:r>
             <w:r>
               <w:rPr>
@@ -4523,7 +4523,7 @@
                 <w:noProof/>
                 <w:webHidden/>
               </w:rPr>
-              <w:t>4</w:t>
+              <w:t>1</w:t>
             </w:r>
             <w:r>
               <w:rPr>
@@ -4548,7 +4548,7 @@
               <w:lang w:val="es-MX" w:eastAsia="es-MX"/>
             </w:rPr>
           </w:pPr>
-          <w:hyperlink w:anchor="_Toc242892517" w:history="1">
+          <w:hyperlink w:anchor="_Toc243988465" w:history="1">
             <w:r>
               <w:rPr>
                 <w:rStyle w:val="Hipervnculo"/>
@@ -4591,7 +4591,7 @@
                 <w:noProof/>
                 <w:webHidden/>
               </w:rPr>
-              <w:instrText xml:space="preserve"> PAGEREF _Toc242892517 \h </w:instrText>
+              <w:instrText xml:space="preserve"> PAGEREF _Toc243988465 \h </w:instrText>
             </w:r>
             <w:r>
               <w:rPr>
@@ -4611,7 +4611,7 @@
                 <w:noProof/>
                 <w:webHidden/>
               </w:rPr>
-              <w:t>4</w:t>
+              <w:t>1</w:t>
             </w:r>
             <w:r>
               <w:rPr>
@@ -4636,7 +4636,7 @@
               <w:lang w:val="es-MX" w:eastAsia="es-MX"/>
             </w:rPr>
           </w:pPr>
-          <w:hyperlink w:anchor="_Toc242892518" w:history="1">
+          <w:hyperlink w:anchor="_Toc243988466" w:history="1">
             <w:r>
               <w:rPr>
                 <w:rStyle w:val="Hipervnculo"/>
@@ -4679,7 +4679,7 @@
                 <w:noProof/>
                 <w:webHidden/>
               </w:rPr>
-              <w:instrText xml:space="preserve"> PAGEREF _Toc242892518 \h </w:instrText>
+              <w:instrText xml:space="preserve"> PAGEREF _Toc243988466 \h </w:instrText>
             </w:r>
             <w:r>
               <w:rPr>
@@ -4699,7 +4699,7 @@
                 <w:noProof/>
                 <w:webHidden/>
               </w:rPr>
-              <w:t>4</w:t>
+              <w:t>2</w:t>
             </w:r>
             <w:r>
               <w:rPr>
@@ -4724,7 +4724,7 @@
               <w:lang w:val="es-MX" w:eastAsia="es-MX"/>
             </w:rPr>
           </w:pPr>
-          <w:hyperlink w:anchor="_Toc242892519" w:history="1">
+          <w:hyperlink w:anchor="_Toc243988467" w:history="1">
             <w:r>
               <w:rPr>
                 <w:rStyle w:val="Hipervnculo"/>
@@ -4767,7 +4767,7 @@
                 <w:noProof/>
                 <w:webHidden/>
               </w:rPr>
-              <w:instrText xml:space="preserve"> PAGEREF _Toc242892519 \h </w:instrText>
+              <w:instrText xml:space="preserve"> PAGEREF _Toc243988467 \h </w:instrText>
             </w:r>
             <w:r>
               <w:rPr>
@@ -4787,7 +4787,7 @@
                 <w:noProof/>
                 <w:webHidden/>
               </w:rPr>
-              <w:t>4</w:t>
+              <w:t>2</w:t>
             </w:r>
             <w:r>
               <w:rPr>
@@ -4812,7 +4812,7 @@
               <w:lang w:val="es-MX" w:eastAsia="es-MX"/>
             </w:rPr>
           </w:pPr>
-          <w:hyperlink w:anchor="_Toc242892520" w:history="1">
+          <w:hyperlink w:anchor="_Toc243988468" w:history="1">
             <w:r>
               <w:rPr>
                 <w:rStyle w:val="Hipervnculo"/>
@@ -4855,7 +4855,7 @@
                 <w:noProof/>
                 <w:webHidden/>
               </w:rPr>
-              <w:instrText xml:space="preserve"> PAGEREF _Toc242892520 \h </w:instrText>
+              <w:instrText xml:space="preserve"> PAGEREF _Toc243988468 \h </w:instrText>
             </w:r>
             <w:r>
               <w:rPr>
@@ -4875,7 +4875,7 @@
                 <w:noProof/>
                 <w:webHidden/>
               </w:rPr>
-              <w:t>5</w:t>
+              <w:t>3</w:t>
             </w:r>
             <w:r>
               <w:rPr>
@@ -4900,7 +4900,7 @@
               <w:lang w:val="es-MX" w:eastAsia="es-MX"/>
             </w:rPr>
           </w:pPr>
-          <w:hyperlink w:anchor="_Toc242892521" w:history="1">
+          <w:hyperlink w:anchor="_Toc243988469" w:history="1">
             <w:r>
               <w:rPr>
                 <w:rStyle w:val="Hipervnculo"/>
@@ -4943,7 +4943,7 @@
                 <w:noProof/>
                 <w:webHidden/>
               </w:rPr>
-              <w:instrText xml:space="preserve"> PAGEREF _Toc242892521 \h </w:instrText>
+              <w:instrText xml:space="preserve"> PAGEREF _Toc243988469 \h </w:instrText>
             </w:r>
             <w:r>
               <w:rPr>
@@ -4963,7 +4963,7 @@
                 <w:noProof/>
                 <w:webHidden/>
               </w:rPr>
-              <w:t>6</w:t>
+              <w:t>4</w:t>
             </w:r>
             <w:r>
               <w:rPr>
@@ -4988,7 +4988,7 @@
               <w:lang w:val="es-MX" w:eastAsia="es-MX"/>
             </w:rPr>
           </w:pPr>
-          <w:hyperlink w:anchor="_Toc242892522" w:history="1">
+          <w:hyperlink w:anchor="_Toc243988470" w:history="1">
             <w:r>
               <w:rPr>
                 <w:rStyle w:val="Hipervnculo"/>
@@ -5031,7 +5031,7 @@
                 <w:noProof/>
                 <w:webHidden/>
               </w:rPr>
-              <w:instrText xml:space="preserve"> PAGEREF _Toc242892522 \h </w:instrText>
+              <w:instrText xml:space="preserve"> PAGEREF _Toc243988470 \h </w:instrText>
             </w:r>
             <w:r>
               <w:rPr>
@@ -5051,7 +5051,7 @@
                 <w:noProof/>
                 <w:webHidden/>
               </w:rPr>
-              <w:t>6</w:t>
+              <w:t>4</w:t>
             </w:r>
             <w:r>
               <w:rPr>
@@ -5076,7 +5076,7 @@
               <w:lang w:val="es-MX" w:eastAsia="es-MX"/>
             </w:rPr>
           </w:pPr>
-          <w:hyperlink w:anchor="_Toc242892523" w:history="1">
+          <w:hyperlink w:anchor="_Toc243988471" w:history="1">
             <w:r>
               <w:rPr>
                 <w:rStyle w:val="Hipervnculo"/>
@@ -5119,7 +5119,7 @@
                 <w:noProof/>
                 <w:webHidden/>
               </w:rPr>
-              <w:instrText xml:space="preserve"> PAGEREF _Toc242892523 \h </w:instrText>
+              <w:instrText xml:space="preserve"> PAGEREF _Toc243988471 \h </w:instrText>
             </w:r>
             <w:r>
               <w:rPr>
@@ -5139,7 +5139,7 @@
                 <w:noProof/>
                 <w:webHidden/>
               </w:rPr>
-              <w:t>7</w:t>
+              <w:t>5</w:t>
             </w:r>
             <w:r>
               <w:rPr>
@@ -5164,7 +5164,7 @@
               <w:lang w:val="es-MX" w:eastAsia="es-MX"/>
             </w:rPr>
           </w:pPr>
-          <w:hyperlink w:anchor="_Toc242892524" w:history="1">
+          <w:hyperlink w:anchor="_Toc243988472" w:history="1">
             <w:r>
               <w:rPr>
                 <w:rStyle w:val="Hipervnculo"/>
@@ -5207,7 +5207,7 @@
                 <w:noProof/>
                 <w:webHidden/>
               </w:rPr>
-              <w:instrText xml:space="preserve"> PAGEREF _Toc242892524 \h </w:instrText>
+              <w:instrText xml:space="preserve"> PAGEREF _Toc243988472 \h </w:instrText>
             </w:r>
             <w:r>
               <w:rPr>
@@ -5227,7 +5227,7 @@
                 <w:noProof/>
                 <w:webHidden/>
               </w:rPr>
-              <w:t>7</w:t>
+              <w:t>5</w:t>
             </w:r>
             <w:r>
               <w:rPr>
@@ -5269,7 +5269,6 @@
         <w:pStyle w:val="TtuloTDC"/>
       </w:pPr>
       <w:r>
-        <w:lastRenderedPageBreak/>
         <w:t>ÍNDICE</w:t>
       </w:r>
       <w:r>
@@ -5298,7 +5297,7 @@
       <w:r>
         <w:fldChar w:fldCharType="separate"/>
       </w:r>
-      <w:hyperlink w:anchor="_Toc242892525" w:history="1">
+      <w:hyperlink w:anchor="_Toc243988473" w:history="1">
         <w:r>
           <w:rPr>
             <w:rStyle w:val="Hipervnculo"/>
@@ -5325,7 +5324,464 @@
             <w:noProof/>
             <w:webHidden/>
           </w:rPr>
-          <w:instrText xml:space="preserve"> PAGEREF _Toc242892525 \h </w:instrText>
+          <w:instrText xml:space="preserve"> PAGEREF _Toc243988473 \h </w:instrText>
+        </w:r>
+        <w:r>
+          <w:rPr>
+            <w:noProof/>
+            <w:webHidden/>
+          </w:rPr>
+        </w:r>
+        <w:r>
+          <w:rPr>
+            <w:noProof/>
+            <w:webHidden/>
+          </w:rPr>
+          <w:fldChar w:fldCharType="separate"/>
+        </w:r>
+        <w:r>
+          <w:rPr>
+            <w:noProof/>
+            <w:webHidden/>
+          </w:rPr>
+          <w:t>3</w:t>
+        </w:r>
+        <w:r>
+          <w:rPr>
+            <w:noProof/>
+            <w:webHidden/>
+          </w:rPr>
+          <w:fldChar w:fldCharType="end"/>
+        </w:r>
+      </w:hyperlink>
+    </w:p>
+    <w:p>
+      <w:pPr>
+        <w:pStyle w:val="Tabladeilustraciones"/>
+        <w:tabs>
+          <w:tab w:val="right" w:leader="dot" w:pos="9020"/>
+        </w:tabs>
+        <w:rPr>
+          <w:rFonts w:asciiTheme="minorHAnsi" w:eastAsiaTheme="minorEastAsia" w:hAnsiTheme="minorHAnsi" w:cstheme="minorBidi"/>
+          <w:noProof/>
+          <w:sz w:val="22"/>
+          <w:lang w:val="es-MX" w:eastAsia="es-MX"/>
+        </w:rPr>
+      </w:pPr>
+      <w:hyperlink w:anchor="_Toc243988474" w:history="1">
+        <w:r>
+          <w:rPr>
+            <w:rStyle w:val="Hipervnculo"/>
+            <w:noProof/>
+          </w:rPr>
+          <w:t>Ilustración 2. Cliente de escritorio: conversión</w:t>
+        </w:r>
+        <w:r>
+          <w:rPr>
+            <w:noProof/>
+            <w:webHidden/>
+          </w:rPr>
+          <w:tab/>
+        </w:r>
+        <w:r>
+          <w:rPr>
+            <w:noProof/>
+            <w:webHidden/>
+          </w:rPr>
+          <w:fldChar w:fldCharType="begin"/>
+        </w:r>
+        <w:r>
+          <w:rPr>
+            <w:noProof/>
+            <w:webHidden/>
+          </w:rPr>
+          <w:instrText xml:space="preserve"> PAGEREF _Toc243988474 \h </w:instrText>
+        </w:r>
+        <w:r>
+          <w:rPr>
+            <w:noProof/>
+            <w:webHidden/>
+          </w:rPr>
+        </w:r>
+        <w:r>
+          <w:rPr>
+            <w:noProof/>
+            <w:webHidden/>
+          </w:rPr>
+          <w:fldChar w:fldCharType="separate"/>
+        </w:r>
+        <w:r>
+          <w:rPr>
+            <w:noProof/>
+            <w:webHidden/>
+          </w:rPr>
+          <w:t>3</w:t>
+        </w:r>
+        <w:r>
+          <w:rPr>
+            <w:noProof/>
+            <w:webHidden/>
+          </w:rPr>
+          <w:fldChar w:fldCharType="end"/>
+        </w:r>
+      </w:hyperlink>
+    </w:p>
+    <w:p>
+      <w:pPr>
+        <w:pStyle w:val="Tabladeilustraciones"/>
+        <w:tabs>
+          <w:tab w:val="right" w:leader="dot" w:pos="9020"/>
+        </w:tabs>
+        <w:rPr>
+          <w:rFonts w:asciiTheme="minorHAnsi" w:eastAsiaTheme="minorEastAsia" w:hAnsiTheme="minorHAnsi" w:cstheme="minorBidi"/>
+          <w:noProof/>
+          <w:sz w:val="22"/>
+          <w:lang w:val="es-MX" w:eastAsia="es-MX"/>
+        </w:rPr>
+      </w:pPr>
+      <w:hyperlink w:anchor="_Toc243988475" w:history="1">
+        <w:r>
+          <w:rPr>
+            <w:rStyle w:val="Hipervnculo"/>
+            <w:noProof/>
+          </w:rPr>
+          <w:t>Ilustración 3. Cliente web: inicio de sesión</w:t>
+        </w:r>
+        <w:r>
+          <w:rPr>
+            <w:noProof/>
+            <w:webHidden/>
+          </w:rPr>
+          <w:tab/>
+        </w:r>
+        <w:r>
+          <w:rPr>
+            <w:noProof/>
+            <w:webHidden/>
+          </w:rPr>
+          <w:fldChar w:fldCharType="begin"/>
+        </w:r>
+        <w:r>
+          <w:rPr>
+            <w:noProof/>
+            <w:webHidden/>
+          </w:rPr>
+          <w:instrText xml:space="preserve"> PAGEREF _Toc243988475 \h </w:instrText>
+        </w:r>
+        <w:r>
+          <w:rPr>
+            <w:noProof/>
+            <w:webHidden/>
+          </w:rPr>
+        </w:r>
+        <w:r>
+          <w:rPr>
+            <w:noProof/>
+            <w:webHidden/>
+          </w:rPr>
+          <w:fldChar w:fldCharType="separate"/>
+        </w:r>
+        <w:r>
+          <w:rPr>
+            <w:noProof/>
+            <w:webHidden/>
+          </w:rPr>
+          <w:t>4</w:t>
+        </w:r>
+        <w:r>
+          <w:rPr>
+            <w:noProof/>
+            <w:webHidden/>
+          </w:rPr>
+          <w:fldChar w:fldCharType="end"/>
+        </w:r>
+      </w:hyperlink>
+    </w:p>
+    <w:p>
+      <w:pPr>
+        <w:pStyle w:val="Tabladeilustraciones"/>
+        <w:tabs>
+          <w:tab w:val="right" w:leader="dot" w:pos="9020"/>
+        </w:tabs>
+        <w:rPr>
+          <w:rFonts w:asciiTheme="minorHAnsi" w:eastAsiaTheme="minorEastAsia" w:hAnsiTheme="minorHAnsi" w:cstheme="minorBidi"/>
+          <w:noProof/>
+          <w:sz w:val="22"/>
+          <w:lang w:val="es-MX" w:eastAsia="es-MX"/>
+        </w:rPr>
+      </w:pPr>
+      <w:hyperlink w:anchor="_Toc243988476" w:history="1">
+        <w:r>
+          <w:rPr>
+            <w:rStyle w:val="Hipervnculo"/>
+            <w:noProof/>
+          </w:rPr>
+          <w:t>Ilustración 4. Cliente web: conversión</w:t>
+        </w:r>
+        <w:r>
+          <w:rPr>
+            <w:noProof/>
+            <w:webHidden/>
+          </w:rPr>
+          <w:tab/>
+        </w:r>
+        <w:r>
+          <w:rPr>
+            <w:noProof/>
+            <w:webHidden/>
+          </w:rPr>
+          <w:fldChar w:fldCharType="begin"/>
+        </w:r>
+        <w:r>
+          <w:rPr>
+            <w:noProof/>
+            <w:webHidden/>
+          </w:rPr>
+          <w:instrText xml:space="preserve"> PAGEREF _Toc243988476 \h </w:instrText>
+        </w:r>
+        <w:r>
+          <w:rPr>
+            <w:noProof/>
+            <w:webHidden/>
+          </w:rPr>
+        </w:r>
+        <w:r>
+          <w:rPr>
+            <w:noProof/>
+            <w:webHidden/>
+          </w:rPr>
+          <w:fldChar w:fldCharType="separate"/>
+        </w:r>
+        <w:r>
+          <w:rPr>
+            <w:noProof/>
+            <w:webHidden/>
+          </w:rPr>
+          <w:t>4</w:t>
+        </w:r>
+        <w:r>
+          <w:rPr>
+            <w:noProof/>
+            <w:webHidden/>
+          </w:rPr>
+          <w:fldChar w:fldCharType="end"/>
+        </w:r>
+      </w:hyperlink>
+    </w:p>
+    <w:p>
+      <w:r>
+        <w:fldChar w:fldCharType="end"/>
+      </w:r>
+    </w:p>
+    <w:p>
+      <w:pPr>
+        <w:spacing w:before="0" w:after="0"/>
+        <w:jc w:val="left"/>
+      </w:pPr>
+    </w:p>
+    <w:p>
+      <w:pPr>
+        <w:pStyle w:val="TtuloTDC"/>
+      </w:pPr>
+      <w:r>
+        <w:t>ÍNDICE</w:t>
+      </w:r>
+      <w:r>
+        <w:t xml:space="preserve"> DE TABLAS</w:t>
+      </w:r>
+    </w:p>
+    <w:p>
+      <w:pPr>
+        <w:pStyle w:val="Tabladeilustraciones"/>
+        <w:tabs>
+          <w:tab w:val="right" w:leader="dot" w:pos="9020"/>
+        </w:tabs>
+        <w:rPr>
+          <w:rFonts w:asciiTheme="minorHAnsi" w:eastAsiaTheme="minorEastAsia" w:hAnsiTheme="minorHAnsi" w:cstheme="minorBidi"/>
+          <w:noProof/>
+          <w:sz w:val="22"/>
+          <w:lang w:val="es-MX" w:eastAsia="es-MX"/>
+        </w:rPr>
+      </w:pPr>
+      <w:r>
+        <w:fldChar w:fldCharType="begin"/>
+      </w:r>
+      <w:r>
+        <w:instrText xml:space="preserve"> TOC \h \z \c "Tabla" </w:instrText>
+      </w:r>
+      <w:r>
+        <w:fldChar w:fldCharType="separate"/>
+      </w:r>
+      <w:hyperlink w:anchor="_Toc243988477" w:history="1">
+        <w:r>
+          <w:rPr>
+            <w:rStyle w:val="Hipervnculo"/>
+            <w:noProof/>
+          </w:rPr>
+          <w:t>Tabla 1. Ejemplo de conversión en la consola</w:t>
+        </w:r>
+        <w:r>
+          <w:rPr>
+            <w:noProof/>
+            <w:webHidden/>
+          </w:rPr>
+          <w:tab/>
+        </w:r>
+        <w:r>
+          <w:rPr>
+            <w:noProof/>
+            <w:webHidden/>
+          </w:rPr>
+          <w:fldChar w:fldCharType="begin"/>
+        </w:r>
+        <w:r>
+          <w:rPr>
+            <w:noProof/>
+            <w:webHidden/>
+          </w:rPr>
+          <w:instrText xml:space="preserve"> PAGEREF _Toc243988477 \h </w:instrText>
+        </w:r>
+        <w:r>
+          <w:rPr>
+            <w:noProof/>
+            <w:webHidden/>
+          </w:rPr>
+        </w:r>
+        <w:r>
+          <w:rPr>
+            <w:noProof/>
+            <w:webHidden/>
+          </w:rPr>
+          <w:fldChar w:fldCharType="separate"/>
+        </w:r>
+        <w:r>
+          <w:rPr>
+            <w:noProof/>
+            <w:webHidden/>
+          </w:rPr>
+          <w:t>2</w:t>
+        </w:r>
+        <w:r>
+          <w:rPr>
+            <w:noProof/>
+            <w:webHidden/>
+          </w:rPr>
+          <w:fldChar w:fldCharType="end"/>
+        </w:r>
+      </w:hyperlink>
+    </w:p>
+    <w:p>
+      <w:pPr>
+        <w:pStyle w:val="Tabladeilustraciones"/>
+        <w:tabs>
+          <w:tab w:val="right" w:leader="dot" w:pos="9020"/>
+        </w:tabs>
+        <w:rPr>
+          <w:rFonts w:asciiTheme="minorHAnsi" w:eastAsiaTheme="minorEastAsia" w:hAnsiTheme="minorHAnsi" w:cstheme="minorBidi"/>
+          <w:noProof/>
+          <w:sz w:val="22"/>
+          <w:lang w:val="es-MX" w:eastAsia="es-MX"/>
+        </w:rPr>
+      </w:pPr>
+      <w:hyperlink w:anchor="_Toc243988478" w:history="1">
+        <w:r>
+          <w:rPr>
+            <w:rStyle w:val="Hipervnculo"/>
+            <w:noProof/>
+          </w:rPr>
+          <w:t>Tabla 2. Unidades que se pueden convertir</w:t>
+        </w:r>
+        <w:r>
+          <w:rPr>
+            <w:noProof/>
+            <w:webHidden/>
+          </w:rPr>
+          <w:tab/>
+        </w:r>
+        <w:r>
+          <w:rPr>
+            <w:noProof/>
+            <w:webHidden/>
+          </w:rPr>
+          <w:fldChar w:fldCharType="begin"/>
+        </w:r>
+        <w:r>
+          <w:rPr>
+            <w:noProof/>
+            <w:webHidden/>
+          </w:rPr>
+          <w:instrText xml:space="preserve"> PAGEREF _Toc243988478 \h </w:instrText>
+        </w:r>
+        <w:r>
+          <w:rPr>
+            <w:noProof/>
+            <w:webHidden/>
+          </w:rPr>
+        </w:r>
+        <w:r>
+          <w:rPr>
+            <w:noProof/>
+            <w:webHidden/>
+          </w:rPr>
+          <w:fldChar w:fldCharType="separate"/>
+        </w:r>
+        <w:r>
+          <w:rPr>
+            <w:noProof/>
+            <w:webHidden/>
+          </w:rPr>
+          <w:t>4</w:t>
+        </w:r>
+        <w:r>
+          <w:rPr>
+            <w:noProof/>
+            <w:webHidden/>
+          </w:rPr>
+          <w:fldChar w:fldCharType="end"/>
+        </w:r>
+      </w:hyperlink>
+    </w:p>
+    <w:p>
+      <w:pPr>
+        <w:pStyle w:val="Tabladeilustraciones"/>
+        <w:tabs>
+          <w:tab w:val="right" w:leader="dot" w:pos="9020"/>
+        </w:tabs>
+        <w:rPr>
+          <w:rFonts w:asciiTheme="minorHAnsi" w:eastAsiaTheme="minorEastAsia" w:hAnsiTheme="minorHAnsi" w:cstheme="minorBidi"/>
+          <w:noProof/>
+          <w:sz w:val="22"/>
+          <w:lang w:val="es-MX" w:eastAsia="es-MX"/>
+        </w:rPr>
+      </w:pPr>
+      <w:hyperlink w:anchor="_Toc243988479" w:history="1">
+        <w:r>
+          <w:rPr>
+            <w:rStyle w:val="Hipervnculo"/>
+            <w:noProof/>
+          </w:rPr>
+          <w:t>Tabla 3. Mensajes de la aplicación</w:t>
+        </w:r>
+        <w:r>
+          <w:rPr>
+            <w:noProof/>
+            <w:webHidden/>
+          </w:rPr>
+          <w:tab/>
+        </w:r>
+        <w:r>
+          <w:rPr>
+            <w:noProof/>
+            <w:webHidden/>
+          </w:rPr>
+          <w:fldChar w:fldCharType="begin"/>
+        </w:r>
+        <w:r>
+          <w:rPr>
+            <w:noProof/>
+            <w:webHidden/>
+          </w:rPr>
+          <w:instrText xml:space="preserve"> PAGEREF _Toc243988479 \h </w:instrText>
         </w:r>
         <w:r>
           <w:rPr>
@@ -5357,474 +5813,14 @@
       </w:hyperlink>
     </w:p>
     <w:p>
-      <w:pPr>
-        <w:pStyle w:val="Tabladeilustraciones"/>
-        <w:tabs>
-          <w:tab w:val="right" w:leader="dot" w:pos="9020"/>
-        </w:tabs>
-        <w:rPr>
-          <w:rFonts w:asciiTheme="minorHAnsi" w:eastAsiaTheme="minorEastAsia" w:hAnsiTheme="minorHAnsi" w:cstheme="minorBidi"/>
-          <w:noProof/>
-          <w:sz w:val="22"/>
-          <w:lang w:val="es-MX" w:eastAsia="es-MX"/>
-        </w:rPr>
-      </w:pPr>
-      <w:hyperlink w:anchor="_Toc242892526" w:history="1">
-        <w:r>
-          <w:rPr>
-            <w:rStyle w:val="Hipervnculo"/>
-            <w:noProof/>
-          </w:rPr>
-          <w:t>Ilustración 2. Cliente de escritorio: conversión</w:t>
-        </w:r>
-        <w:r>
-          <w:rPr>
-            <w:noProof/>
-            <w:webHidden/>
-          </w:rPr>
-          <w:tab/>
-        </w:r>
-        <w:r>
-          <w:rPr>
-            <w:noProof/>
-            <w:webHidden/>
-          </w:rPr>
-          <w:fldChar w:fldCharType="begin"/>
-        </w:r>
-        <w:r>
-          <w:rPr>
-            <w:noProof/>
-            <w:webHidden/>
-          </w:rPr>
-          <w:instrText xml:space="preserve"> PAGEREF _Toc242892526 \h </w:instrText>
-        </w:r>
-        <w:r>
-          <w:rPr>
-            <w:noProof/>
-            <w:webHidden/>
-          </w:rPr>
-        </w:r>
-        <w:r>
-          <w:rPr>
-            <w:noProof/>
-            <w:webHidden/>
-          </w:rPr>
-          <w:fldChar w:fldCharType="separate"/>
-        </w:r>
-        <w:r>
-          <w:rPr>
-            <w:noProof/>
-            <w:webHidden/>
-          </w:rPr>
-          <w:t>5</w:t>
-        </w:r>
-        <w:r>
-          <w:rPr>
-            <w:noProof/>
-            <w:webHidden/>
-          </w:rPr>
-          <w:fldChar w:fldCharType="end"/>
-        </w:r>
-      </w:hyperlink>
-    </w:p>
-    <w:p>
-      <w:pPr>
-        <w:pStyle w:val="Tabladeilustraciones"/>
-        <w:tabs>
-          <w:tab w:val="right" w:leader="dot" w:pos="9020"/>
-        </w:tabs>
-        <w:rPr>
-          <w:rFonts w:asciiTheme="minorHAnsi" w:eastAsiaTheme="minorEastAsia" w:hAnsiTheme="minorHAnsi" w:cstheme="minorBidi"/>
-          <w:noProof/>
-          <w:sz w:val="22"/>
-          <w:lang w:val="es-MX" w:eastAsia="es-MX"/>
-        </w:rPr>
-      </w:pPr>
-      <w:hyperlink w:anchor="_Toc242892527" w:history="1">
-        <w:r>
-          <w:rPr>
-            <w:rStyle w:val="Hipervnculo"/>
-            <w:noProof/>
-          </w:rPr>
-          <w:t>Ilustración 3. Cliente web: inicio de sesión</w:t>
-        </w:r>
-        <w:r>
-          <w:rPr>
-            <w:noProof/>
-            <w:webHidden/>
-          </w:rPr>
-          <w:tab/>
-        </w:r>
-        <w:r>
-          <w:rPr>
-            <w:noProof/>
-            <w:webHidden/>
-          </w:rPr>
-          <w:fldChar w:fldCharType="begin"/>
-        </w:r>
-        <w:r>
-          <w:rPr>
-            <w:noProof/>
-            <w:webHidden/>
-          </w:rPr>
-          <w:instrText xml:space="preserve"> PAGEREF _Toc242892527 \h </w:instrText>
-        </w:r>
-        <w:r>
-          <w:rPr>
-            <w:noProof/>
-            <w:webHidden/>
-          </w:rPr>
-        </w:r>
-        <w:r>
-          <w:rPr>
-            <w:noProof/>
-            <w:webHidden/>
-          </w:rPr>
-          <w:fldChar w:fldCharType="separate"/>
-        </w:r>
-        <w:r>
-          <w:rPr>
-            <w:noProof/>
-            <w:webHidden/>
-          </w:rPr>
-          <w:t>6</w:t>
-        </w:r>
-        <w:r>
-          <w:rPr>
-            <w:noProof/>
-            <w:webHidden/>
-          </w:rPr>
-          <w:fldChar w:fldCharType="end"/>
-        </w:r>
-      </w:hyperlink>
-    </w:p>
-    <w:p>
-      <w:pPr>
-        <w:pStyle w:val="Tabladeilustraciones"/>
-        <w:tabs>
-          <w:tab w:val="right" w:leader="dot" w:pos="9020"/>
-        </w:tabs>
-        <w:rPr>
-          <w:rFonts w:asciiTheme="minorHAnsi" w:eastAsiaTheme="minorEastAsia" w:hAnsiTheme="minorHAnsi" w:cstheme="minorBidi"/>
-          <w:noProof/>
-          <w:sz w:val="22"/>
-          <w:lang w:val="es-MX" w:eastAsia="es-MX"/>
-        </w:rPr>
-      </w:pPr>
-      <w:hyperlink w:anchor="_Toc242892528" w:history="1">
-        <w:r>
-          <w:rPr>
-            <w:rStyle w:val="Hipervnculo"/>
-            <w:noProof/>
-          </w:rPr>
-          <w:t>Ilustración 4. Cliente web: conversión</w:t>
-        </w:r>
-        <w:r>
-          <w:rPr>
-            <w:noProof/>
-            <w:webHidden/>
-          </w:rPr>
-          <w:tab/>
-        </w:r>
-        <w:r>
-          <w:rPr>
-            <w:noProof/>
-            <w:webHidden/>
-          </w:rPr>
-          <w:fldChar w:fldCharType="begin"/>
-        </w:r>
-        <w:r>
-          <w:rPr>
-            <w:noProof/>
-            <w:webHidden/>
-          </w:rPr>
-          <w:instrText xml:space="preserve"> PAGEREF _Toc242892528 \h </w:instrText>
-        </w:r>
-        <w:r>
-          <w:rPr>
-            <w:noProof/>
-            <w:webHidden/>
-          </w:rPr>
-        </w:r>
-        <w:r>
-          <w:rPr>
-            <w:noProof/>
-            <w:webHidden/>
-          </w:rPr>
-          <w:fldChar w:fldCharType="separate"/>
-        </w:r>
-        <w:r>
-          <w:rPr>
-            <w:noProof/>
-            <w:webHidden/>
-          </w:rPr>
-          <w:t>6</w:t>
-        </w:r>
-        <w:r>
-          <w:rPr>
-            <w:noProof/>
-            <w:webHidden/>
-          </w:rPr>
-          <w:fldChar w:fldCharType="end"/>
-        </w:r>
-      </w:hyperlink>
-    </w:p>
-    <w:p>
       <w:r>
         <w:fldChar w:fldCharType="end"/>
       </w:r>
     </w:p>
     <w:p>
       <w:pPr>
-        <w:spacing w:before="0" w:after="0"/>
-        <w:jc w:val="left"/>
-      </w:pPr>
-      <w:r>
-        <w:br w:type="page"/>
-      </w:r>
-    </w:p>
-    <w:p>
-      <w:pPr>
-        <w:pStyle w:val="TtuloTDC"/>
-      </w:pPr>
-      <w:r>
-        <w:lastRenderedPageBreak/>
-        <w:t>ÍNDICE</w:t>
-      </w:r>
-      <w:r>
-        <w:t xml:space="preserve"> DE TABLAS</w:t>
-      </w:r>
-    </w:p>
-    <w:p>
-      <w:pPr>
-        <w:pStyle w:val="Tabladeilustraciones"/>
-        <w:tabs>
-          <w:tab w:val="right" w:leader="dot" w:pos="9020"/>
-        </w:tabs>
-        <w:rPr>
-          <w:rFonts w:asciiTheme="minorHAnsi" w:eastAsiaTheme="minorEastAsia" w:hAnsiTheme="minorHAnsi" w:cstheme="minorBidi"/>
-          <w:noProof/>
-          <w:sz w:val="22"/>
-          <w:lang w:val="es-MX" w:eastAsia="es-MX"/>
-        </w:rPr>
-      </w:pPr>
-      <w:r>
-        <w:fldChar w:fldCharType="begin"/>
-      </w:r>
-      <w:r>
-        <w:instrText xml:space="preserve"> TOC \h \z \c "Tabla" </w:instrText>
-      </w:r>
-      <w:r>
-        <w:fldChar w:fldCharType="separate"/>
-      </w:r>
-      <w:hyperlink w:anchor="_Toc242892529" w:history="1">
-        <w:r>
-          <w:rPr>
-            <w:rStyle w:val="Hipervnculo"/>
-            <w:noProof/>
-          </w:rPr>
-          <w:t>Tabla 1. Ejemplo de conversión en la consola</w:t>
-        </w:r>
-        <w:r>
-          <w:rPr>
-            <w:noProof/>
-            <w:webHidden/>
-          </w:rPr>
-          <w:tab/>
-        </w:r>
-        <w:r>
-          <w:rPr>
-            <w:noProof/>
-            <w:webHidden/>
-          </w:rPr>
-          <w:fldChar w:fldCharType="begin"/>
-        </w:r>
-        <w:r>
-          <w:rPr>
-            <w:noProof/>
-            <w:webHidden/>
-          </w:rPr>
-          <w:instrText xml:space="preserve"> PAGEREF _Toc242892529 \h </w:instrText>
-        </w:r>
-        <w:r>
-          <w:rPr>
-            <w:noProof/>
-            <w:webHidden/>
-          </w:rPr>
-        </w:r>
-        <w:r>
-          <w:rPr>
-            <w:noProof/>
-            <w:webHidden/>
-          </w:rPr>
-          <w:fldChar w:fldCharType="separate"/>
-        </w:r>
-        <w:r>
-          <w:rPr>
-            <w:noProof/>
-            <w:webHidden/>
-          </w:rPr>
-          <w:t>4</w:t>
-        </w:r>
-        <w:r>
-          <w:rPr>
-            <w:noProof/>
-            <w:webHidden/>
-          </w:rPr>
-          <w:fldChar w:fldCharType="end"/>
-        </w:r>
-      </w:hyperlink>
-    </w:p>
-    <w:p>
-      <w:pPr>
-        <w:pStyle w:val="Tabladeilustraciones"/>
-        <w:tabs>
-          <w:tab w:val="right" w:leader="dot" w:pos="9020"/>
-        </w:tabs>
-        <w:rPr>
-          <w:rFonts w:asciiTheme="minorHAnsi" w:eastAsiaTheme="minorEastAsia" w:hAnsiTheme="minorHAnsi" w:cstheme="minorBidi"/>
-          <w:noProof/>
-          <w:sz w:val="22"/>
-          <w:lang w:val="es-MX" w:eastAsia="es-MX"/>
-        </w:rPr>
-      </w:pPr>
-      <w:hyperlink w:anchor="_Toc242892530" w:history="1">
-        <w:r>
-          <w:rPr>
-            <w:rStyle w:val="Hipervnculo"/>
-            <w:noProof/>
-          </w:rPr>
-          <w:t>Tabla 2. Unidades que se pueden convertir</w:t>
-        </w:r>
-        <w:r>
-          <w:rPr>
-            <w:noProof/>
-            <w:webHidden/>
-          </w:rPr>
-          <w:tab/>
-        </w:r>
-        <w:r>
-          <w:rPr>
-            <w:noProof/>
-            <w:webHidden/>
-          </w:rPr>
-          <w:fldChar w:fldCharType="begin"/>
-        </w:r>
-        <w:r>
-          <w:rPr>
-            <w:noProof/>
-            <w:webHidden/>
-          </w:rPr>
-          <w:instrText xml:space="preserve"> PAGEREF _Toc242892530 \h </w:instrText>
-        </w:r>
-        <w:r>
-          <w:rPr>
-            <w:noProof/>
-            <w:webHidden/>
-          </w:rPr>
-        </w:r>
-        <w:r>
-          <w:rPr>
-            <w:noProof/>
-            <w:webHidden/>
-          </w:rPr>
-          <w:fldChar w:fldCharType="separate"/>
-        </w:r>
-        <w:r>
-          <w:rPr>
-            <w:noProof/>
-            <w:webHidden/>
-          </w:rPr>
-          <w:t>6</w:t>
-        </w:r>
-        <w:r>
-          <w:rPr>
-            <w:noProof/>
-            <w:webHidden/>
-          </w:rPr>
-          <w:fldChar w:fldCharType="end"/>
-        </w:r>
-      </w:hyperlink>
-    </w:p>
-    <w:p>
-      <w:pPr>
-        <w:pStyle w:val="Tabladeilustraciones"/>
-        <w:tabs>
-          <w:tab w:val="right" w:leader="dot" w:pos="9020"/>
-        </w:tabs>
-        <w:rPr>
-          <w:rFonts w:asciiTheme="minorHAnsi" w:eastAsiaTheme="minorEastAsia" w:hAnsiTheme="minorHAnsi" w:cstheme="minorBidi"/>
-          <w:noProof/>
-          <w:sz w:val="22"/>
-          <w:lang w:val="es-MX" w:eastAsia="es-MX"/>
-        </w:rPr>
-      </w:pPr>
-      <w:hyperlink w:anchor="_Toc242892531" w:history="1">
-        <w:r>
-          <w:rPr>
-            <w:rStyle w:val="Hipervnculo"/>
-            <w:noProof/>
-          </w:rPr>
-          <w:t>Tabla 3. Mensajes de la aplicación</w:t>
-        </w:r>
-        <w:r>
-          <w:rPr>
-            <w:noProof/>
-            <w:webHidden/>
-          </w:rPr>
-          <w:tab/>
-        </w:r>
-        <w:r>
-          <w:rPr>
-            <w:noProof/>
-            <w:webHidden/>
-          </w:rPr>
-          <w:fldChar w:fldCharType="begin"/>
-        </w:r>
-        <w:r>
-          <w:rPr>
-            <w:noProof/>
-            <w:webHidden/>
-          </w:rPr>
-          <w:instrText xml:space="preserve"> PAGEREF _Toc242892531 \h </w:instrText>
-        </w:r>
-        <w:r>
-          <w:rPr>
-            <w:noProof/>
-            <w:webHidden/>
-          </w:rPr>
-        </w:r>
-        <w:r>
-          <w:rPr>
-            <w:noProof/>
-            <w:webHidden/>
-          </w:rPr>
-          <w:fldChar w:fldCharType="separate"/>
-        </w:r>
-        <w:r>
-          <w:rPr>
-            <w:noProof/>
-            <w:webHidden/>
-          </w:rPr>
-          <w:t>7</w:t>
-        </w:r>
-        <w:r>
-          <w:rPr>
-            <w:noProof/>
-            <w:webHidden/>
-          </w:rPr>
-          <w:fldChar w:fldCharType="end"/>
-        </w:r>
-      </w:hyperlink>
-    </w:p>
-    <w:p>
-      <w:r>
-        <w:fldChar w:fldCharType="end"/>
-      </w:r>
-    </w:p>
-    <w:p>
-      <w:pPr>
         <w:sectPr>
+          <w:type w:val="continuous"/>
           <w:pgSz w:w="11910" w:h="16840"/>
           <w:pgMar w:top="1440" w:right="1440" w:bottom="1440" w:left="1440" w:header="0" w:footer="996" w:gutter="0"/>
           <w:pgBorders w:offsetFrom="page">
@@ -5847,9 +5843,8 @@
         </w:numPr>
         <w:spacing w:before="240" w:line="240" w:lineRule="auto"/>
       </w:pPr>
-      <w:bookmarkStart w:id="1" w:name="_Toc242892516"/>
+      <w:bookmarkStart w:id="1" w:name="_Toc243988464"/>
       <w:r>
-        <w:lastRenderedPageBreak/>
         <w:t>Introducción</w:t>
       </w:r>
       <w:bookmarkEnd w:id="1"/>
@@ -5873,7 +5868,7 @@
         </w:numPr>
         <w:spacing w:before="240" w:line="240" w:lineRule="auto"/>
       </w:pPr>
-      <w:bookmarkStart w:id="2" w:name="_Toc242892517"/>
+      <w:bookmarkStart w:id="2" w:name="_Toc243988465"/>
       <w:r>
         <w:t>Antes de empezar</w:t>
       </w:r>
@@ -5888,7 +5883,11 @@
         </w:numPr>
       </w:pPr>
       <w:r>
-        <w:t>El servidor del sistema debe estar encendido. Si no lo está, las aplicaciones mostrarán el mensaje “No se pudo conectar con el servidor”.</w:t>
+        <w:t xml:space="preserve">El servidor del sistema debe estar encendido. Si no lo está, las aplicaciones </w:t>
+      </w:r>
+      <w:r>
+        <w:lastRenderedPageBreak/>
+        <w:t>mostrarán el mensaje “No se pudo conectar con el servidor”.</w:t>
       </w:r>
     </w:p>
     <w:p>
@@ -5924,7 +5923,7 @@
         </w:numPr>
         <w:spacing w:before="240" w:line="240" w:lineRule="auto"/>
       </w:pPr>
-      <w:bookmarkStart w:id="3" w:name="_Toc242892518"/>
+      <w:bookmarkStart w:id="3" w:name="_Toc243988466"/>
       <w:r>
         <w:t>Cliente de consola</w:t>
       </w:r>
@@ -6000,7 +5999,7 @@
         <w:pStyle w:val="Descripcin"/>
         <w:keepNext/>
       </w:pPr>
-      <w:bookmarkStart w:id="4" w:name="_Toc242892529"/>
+      <w:bookmarkStart w:id="4" w:name="_Toc243988477"/>
       <w:r>
         <w:t xml:space="preserve">Tabla </w:t>
       </w:r>
@@ -6371,7 +6370,7 @@
         </w:numPr>
         <w:spacing w:before="240" w:line="240" w:lineRule="auto"/>
       </w:pPr>
-      <w:bookmarkStart w:id="5" w:name="_Toc242892519"/>
+      <w:bookmarkStart w:id="5" w:name="_Toc243988467"/>
       <w:r>
         <w:t>Cliente de escritorio</w:t>
       </w:r>
@@ -6489,7 +6488,7 @@
         <w:pStyle w:val="Descripcin"/>
         <w:keepNext/>
       </w:pPr>
-      <w:bookmarkStart w:id="6" w:name="_Toc242892525"/>
+      <w:bookmarkStart w:id="6" w:name="_Toc243988473"/>
       <w:r>
         <w:t xml:space="preserve">Ilustración </w:t>
       </w:r>
@@ -6567,7 +6566,7 @@
         <w:pStyle w:val="Descripcin"/>
         <w:keepNext/>
       </w:pPr>
-      <w:bookmarkStart w:id="7" w:name="_Toc242892526"/>
+      <w:bookmarkStart w:id="7" w:name="_Toc243988474"/>
       <w:r>
         <w:t xml:space="preserve">Ilustración </w:t>
       </w:r>
@@ -6603,7 +6602,7 @@
         </w:numPr>
         <w:spacing w:before="240" w:line="240" w:lineRule="auto"/>
       </w:pPr>
-      <w:bookmarkStart w:id="8" w:name="_Toc242892520"/>
+      <w:bookmarkStart w:id="8" w:name="_Toc243988468"/>
       <w:r>
         <w:t>Cliente web</w:t>
       </w:r>
@@ -6709,7 +6708,7 @@
         <w:pStyle w:val="Descripcin"/>
         <w:keepNext/>
       </w:pPr>
-      <w:bookmarkStart w:id="9" w:name="_Toc242892527"/>
+      <w:bookmarkStart w:id="9" w:name="_Toc243988475"/>
       <w:r>
         <w:t xml:space="preserve">Ilustración </w:t>
       </w:r>
@@ -6787,7 +6786,7 @@
         <w:pStyle w:val="Descripcin"/>
         <w:keepNext/>
       </w:pPr>
-      <w:bookmarkStart w:id="10" w:name="_Toc242892528"/>
+      <w:bookmarkStart w:id="10" w:name="_Toc243988476"/>
       <w:r>
         <w:t xml:space="preserve">Ilustración </w:t>
       </w:r>
@@ -6823,7 +6822,7 @@
         </w:numPr>
         <w:spacing w:before="240" w:line="240" w:lineRule="auto"/>
       </w:pPr>
-      <w:bookmarkStart w:id="11" w:name="_Toc242892521"/>
+      <w:bookmarkStart w:id="11" w:name="_Toc243988469"/>
       <w:r>
         <w:t>Cliente móvil</w:t>
       </w:r>
@@ -6898,7 +6897,7 @@
         </w:numPr>
         <w:spacing w:before="240" w:line="240" w:lineRule="auto"/>
       </w:pPr>
-      <w:bookmarkStart w:id="12" w:name="_Toc242892522"/>
+      <w:bookmarkStart w:id="12" w:name="_Toc243988470"/>
       <w:r>
         <w:t>Categorías y unidades disponibles</w:t>
       </w:r>
@@ -6909,7 +6908,7 @@
         <w:pStyle w:val="Descripcin"/>
         <w:keepNext/>
       </w:pPr>
-      <w:bookmarkStart w:id="13" w:name="_Toc242892530"/>
+      <w:bookmarkStart w:id="13" w:name="_Toc243988478"/>
       <w:r>
         <w:t xml:space="preserve">Tabla </w:t>
       </w:r>
@@ -7186,7 +7185,7 @@
         </w:numPr>
         <w:spacing w:before="240" w:line="240" w:lineRule="auto"/>
       </w:pPr>
-      <w:bookmarkStart w:id="14" w:name="_Toc242892523"/>
+      <w:bookmarkStart w:id="14" w:name="_Toc243988471"/>
       <w:r>
         <w:t>Mensajes y qué hacer</w:t>
       </w:r>
@@ -7197,7 +7196,7 @@
         <w:pStyle w:val="Descripcin"/>
         <w:keepNext/>
       </w:pPr>
-      <w:bookmarkStart w:id="15" w:name="_Toc242892531"/>
+      <w:bookmarkStart w:id="15" w:name="_Toc243988479"/>
       <w:r>
         <w:t xml:space="preserve">Tabla </w:t>
       </w:r>
@@ -7815,7 +7814,7 @@
         </w:numPr>
         <w:spacing w:before="240" w:line="240" w:lineRule="auto"/>
       </w:pPr>
-      <w:bookmarkStart w:id="16" w:name="_Toc242892524"/>
+      <w:bookmarkStart w:id="16" w:name="_Toc243988472"/>
       <w:r>
         <w:t>Preguntas frecuentes</w:t>
       </w:r>
@@ -7870,6 +7869,7 @@
       </w:r>
     </w:p>
     <w:sectPr>
+      <w:type w:val="continuous"/>
       <w:pgSz w:w="11910" w:h="16840"/>
       <w:pgMar w:top="740" w:right="1320" w:bottom="1180" w:left="1160" w:header="0" w:footer="996" w:gutter="0"/>
       <w:pgBorders w:offsetFrom="page">
@@ -7879,6 +7879,7 @@
         <w:right w:val="twistedLines1" w:sz="15" w:space="24" w:color="auto"/>
       </w:pgBorders>
       <w:cols w:space="720"/>
+      <w:docGrid w:linePitch="326"/>
     </w:sectPr>
   </w:body>
 </w:document>

--- a/P1/TI.1.1. PAO202651_SOAP_JAVA_SINBDD_36883_GR07/05. DOCUMENTACION/03. MANUAL DE USUARIO/ManualDeUsuario_GR07.docx
+++ b/P1/TI.1.1. PAO202651_SOAP_JAVA_SINBDD_36883_GR07/05. DOCUMENTACION/03. MANUAL DE USUARIO/ManualDeUsuario_GR07.docx
@@ -6448,7 +6448,7 @@
         <w:lastRenderedPageBreak/>
         <w:drawing>
           <wp:inline distT="0" distB="0" distL="0" distR="0" wp14:anchorId="5CEF70E4" wp14:editId="68CACFB7">
-            <wp:extent cx="3000000" cy="3038793"/>
+            <wp:extent cx="3000000" cy="3271119"/>
             <wp:effectExtent l="0" t="0" r="0" b="0"/>
             <wp:docPr id="9001" name="Ventana de inicio de sesión del cliente de escritorio" descr="Ventana de inicio de sesión del cliente de escritorio"/>
             <wp:cNvGraphicFramePr>
@@ -6470,7 +6470,7 @@
                   <pic:spPr>
                     <a:xfrm>
                       <a:off x="0" y="0"/>
-                      <a:ext cx="3000000" cy="3038793"/>
+                      <a:ext cx="3000000" cy="3271119"/>
                     </a:xfrm>
                     <a:prstGeom prst="rect">
                       <a:avLst/>
